--- a/BSI.IT.27.C7/BSI.IT.27.C7_Network_Device_Admin_Account_Review_Testing_Procedures.docx
+++ b/BSI.IT.27.C7/BSI.IT.27.C7_Network_Device_Admin_Account_Review_Testing_Procedures.docx
@@ -173,7 +173,7 @@
           <w:sz w:val="20"/>
           <w:szCs w:val="20"/>
         </w:rPr>
-        <w:t xml:space="preserve">The tester reviewed the SanIAM decision export for MIA25142 (E04 rows 2538–2539: Revoked 08/28/2025 by Borges, Dayam, line manager), the Netwrix removal log (removed 09/02/2025, 2 business days after the close of the review) and the AD extract of 11/25/2025 (E04 AD row 1639). The evidence demonstrated that the review was initiated by InfoSec, performed by the authorized manager, documented in SanIAM and that removal occurred within the SLA. Evidence is retained in SanIAM / SailPoint (decisions), Netwrix (removal events), ServiceNow (tickets) and Active Directory (membership). The certification population is generated by SanIAM from the AD group memberships; completeness was supported by reconciling the certified memberships to the AD extracts at the review dates (E06 tab 2_Step-by-Step steps 2–2.1).</w:t>
+        <w:t>The tester reviewed the SanIAM decision export for MIA25142 (E04 tab 2_Cisco Network Administrators, rows 2538–2539: Revoked 08/28/2025 by Borges, Dayam, line manager), the Netwrix removal log (E04 tabs 2_Cisco Network Administrators and 3_ISEAdmin, section REVOCATION EVIDENCE, row 2976 (Netwrix log): removed 09/02/2025, 2 business days after the close of the review) and the AD extract of 11/25/2025 (E04 tabs 2_Cisco Network Administrators and 3_ISEAdmin, AD extract 11/25/2025, row 1639). The evidence demonstrated that the review was initiated by InfoSec, performed by the authorized manager, documented in SanIAM and that removal occurred within the SLA. Evidence is retained in SanIAM / SailPoint (decisions), Netwrix (removal events), ServiceNow (tickets) and Active Directory (membership). The certification population is generated by SanIAM from the AD group memberships; completeness was supported by reconciling the certified memberships to the AD extracts at the review dates (E06 tab 2_Step-by-Step steps 2–2.1).</w:t>
       </w:r>
     </w:p>
     <w:p>
@@ -186,7 +186,7 @@
           <w:sz w:val="20"/>
           <w:szCs w:val="20"/>
         </w:rPr>
-        <w:t xml:space="preserve">When a reviewer does not complete the certification, SanIAM sends reminders and the item is escalated to the reviewer's manager and the BSI CIO; if a user whose access was rejected keeps the privileges, the PAM US Team escalates to senior management (E02 sec. 4.2). Additional iterations reviewed: the 2026 Q1 certification (E05) and the 2026 Q2 certifications (E07, subsequent period).</w:t>
+        <w:t>When a reviewer does not complete the certification, SanIAM sends reminders and the item is escalated to the reviewer's manager and the BSI CIO; if a user whose access was rejected keeps the privileges, the PAM US Team escalates to senior management (E02 sec. 4.2). Additional iterations reviewed: the 2026 Q1 certification (E05 tabs 1.Cisco ISE Administrators, 2.Cisco Network Administrators, 3.ISEAdmin, 4.F5FullAdmin) and the 2026 Q2 certifications (E07, subsequent period).</w:t>
       </w:r>
     </w:p>
     <w:p>
@@ -328,7 +328,7 @@
           <w:sz w:val="18"/>
           <w:szCs w:val="18"/>
         </w:rPr>
-        <w:t xml:space="preserve">References: E04 rows 2538–2539, Netwrix tab, AD row 1639; E05; E06 tab 4_Item Detail rows 19, 57; E09.</w:t>
+        <w:t>References: E04 tab 2_Cisco Network Administrators, rows 2538–2539 (decisions); E04 tabs 2_Cisco Network Administrators and 3_ISEAdmin, section REVOCATION EVIDENCE, row 2976 (Netwrix log); E04 tabs 2_Cisco Network Administrators and 3_ISEAdmin, AD extract 11/25/2025, row 1639; E05 tab 2.Cisco Network Administrators, rows 3260, 3265; E06 tab 4_Item Detail rows 19, 57; E09 tabs Sample Attribute Testing, Evidence Map.</w:t>
       </w:r>
     </w:p>
     <w:p>
@@ -1344,7 +1344,7 @@
           <w:sz w:val="18"/>
           <w:szCs w:val="18"/>
         </w:rPr>
-        <w:t xml:space="preserve">E04; E05; E06 tabs 2_Step-by-Step 2–2.2, 6_Sources, S13; E10</w:t>
+        <w:t>E04 tabs 1_Cisco ISE Administrators, 2_Cisco Network Administrators, 3_ISEAdmin, 4_F5FullAdmin; E05 tabs 1.Cisco ISE Administrators, 2.Cisco Network Administrators, 3.ISEAdmin, 4.F5FullAdmin; E06 tabs 2_Step-by-Step 2–2.2, 6_Sources, S13; E10</w:t>
       </w:r>
     </w:p>
     <w:p>
@@ -3901,7 +3901,7 @@
           <w:sz w:val="18"/>
           <w:szCs w:val="18"/>
         </w:rPr>
-        <w:t xml:space="preserve">E04; E05; E06 tabs 3_Attribute Matrix rows 5–12, 4_Item Detail, 5_Exceptions rows 4–19</w:t>
+        <w:t>E04 tabs 1_Cisco ISE Administrators, 2_Cisco Network Administrators, 3_ISEAdmin, 4_F5FullAdmin; E05 tabs 1.Cisco ISE Administrators, 2.Cisco Network Administrators, 3.ISEAdmin, 4.F5FullAdmin; E06 tabs 3_Attribute Matrix rows 5–12, 4_Item Detail, 5_Exceptions rows 4–19</w:t>
       </w:r>
     </w:p>
     <w:p>
@@ -5048,7 +5048,7 @@
           <w:sz w:val="18"/>
           <w:szCs w:val="18"/>
         </w:rPr>
-        <w:t xml:space="preserve">E04 Netwrix tab, AD rows; E05; E06 tabs R1 rows 4–7, R7_SLA Re-performance, Holidays; E01 SUS.IAMS.4.2.5.21 (p.22)</w:t>
+        <w:t>E04 tabs 2_Cisco Network Administrators and 3_ISEAdmin, section REVOCATION EVIDENCE (Netwrix logs) and AD extract rows; E05 tabs 1.Cisco ISE Administrators, 2.Cisco Network Administrators, 3.ISEAdmin, 4.F5FullAdmin; E06 tabs R1 rows 4–7, R7_SLA Re-performance, Holidays; E01 SUS.IAMS.4.2.5.21 (p.22)</w:t>
       </w:r>
     </w:p>
     <w:p>
@@ -10040,7 +10040,7 @@
                 <w:sz w:val="17"/>
                 <w:szCs w:val="17"/>
               </w:rPr>
-              <w:t>BSI.IT.27.C7_E04_Q3_2025.xlsx – 2025 Q3 certification, AD extract 11/25/2025, Netwrix</w:t>
+              <w:t>BSI.IT.27.C7_E04_Q3_2025.xlsx – 2025 Q3 certification, AD extract 11/25/2025, Netwrix (tabs 1_Cisco ISE Administrators, 2_Cisco Network Administrators, 3_ISEAdmin, 4_F5FullAdmin; Netwrix logs in section REVOCATION EVIDENCE of tabs 2 and 3; 5-SailPoint Reports)</w:t>
             </w:r>
           </w:p>
         </w:tc>
@@ -10106,7 +10106,7 @@
                 <w:sz w:val="17"/>
                 <w:szCs w:val="17"/>
               </w:rPr>
-              <w:t>BSI.IT.27.C7_E05_Q1 2026 Cert.xlsx – 2026 Q1 certification, AD extract 05/15/2026, Netwrix</w:t>
+              <w:t>BSI.IT.27.C7_E05_Q1 2026 Cert.xlsx – 2026 Q1 certification, AD extract 05/15/2026, Netwrix (tabs 1.Cisco ISE Administrators, 2.Cisco Network Administrators, 3.ISEAdmin, 4.F5FullAdmin; 5-SailPoint Reports)</w:t>
             </w:r>
           </w:p>
         </w:tc>
